--- a/말마프렌즈_온라인스토어_추가개발_견적서_v16.docx
+++ b/말마프렌즈_온라인스토어_추가개발_견적서_v16.docx
@@ -2706,7 +2706,7 @@
                 <w:szCs w:val="20"/>
                 <w:rtl w:val="0"/>
               </w:rPr>
-              <w:t>상품·가격·재고·이미지·판매·노출 순서, 표준 서식·링크·이미지·영상 링크·미리보기</w:t>
+              <w:t>상품·가격·재고·이미지·판매·최근 등록·수정순 자동 정렬, 표준 서식·링크·이미지·영상 링크·미리보기</w:t>
             </w:r>
           </w:p>
         </w:tc>
